--- a/Cover_Letters/Shinoy_Kadaster_Test_Lead_Cover_Letter.docx
+++ b/Cover_Letters/Shinoy_Kadaster_Test_Lead_Cover_Letter.docx
@@ -35,12 +35,7 @@
     </w:p>
     <w:p>
       <w:r>
-        <w:t>I was drawn to the Test Lead role at Kadaster because of your work on the KLIC platform and your focus on growing test-driven development. In my previous roles, I have built test automation frameworks from scratch, managed test environments, and coordinated testing activities across cross-functional Scrum teams. I have also used tools like Gemini Code Assist to streamline test generation and make delivery pipelines more efficient.</w:t>
-      </w:r>
-    </w:p>
-    <w:p>
-      <w:r>
-        <w:t>I am comfortable working with complex Java backends and web viewers, and I appreciate how critical KLIC is for preventing excavation damage. Working from your office in Apeldoorn for a couple of days a week suits my way of collaborating well.</w:t>
+        <w:t>I was drawn to the Test Lead opening at Kadaster because of your work on the KLIC application and the focus on test-driven development and modern test automation using frameworks like Robot Framework. Throughout my career, I have built test automation frameworks from scratch, managed test data and environments, and worked closely with product management and developers in Scrum teams. I have also used AI tools like Gemini Code Assist to streamline test generation. I am comfortable guiding test teams, setting priorities, and ensuring that testing is an integrated part of the development cycle.</w:t>
       </w:r>
     </w:p>
     <w:p>

--- a/Cover_Letters/Shinoy_Kadaster_Test_Lead_Cover_Letter.docx
+++ b/Cover_Letters/Shinoy_Kadaster_Test_Lead_Cover_Letter.docx
@@ -35,7 +35,12 @@
     </w:p>
     <w:p>
       <w:r>
-        <w:t>I was drawn to the Test Lead opening at Kadaster because of your work on the KLIC application and the focus on test-driven development and modern test automation using frameworks like Robot Framework. Throughout my career, I have built test automation frameworks from scratch, managed test data and environments, and worked closely with product management and developers in Scrum teams. I have also used AI tools like Gemini Code Assist to streamline test generation. I am comfortable guiding test teams, setting priorities, and ensuring that testing is an integrated part of the development cycle.</w:t>
+        <w:t>I was drawn to the Test Lead role at Kadaster because of your work on the KLIC platform to prevent dig damage and ensure reliable geospatial data delivery. In my previous work with global financial and banking clients, I have built test automation frameworks from scratch, managed test environments, and coordinated closely with scrum teams during planning and retrospectives. I am comfortable guiding test strategy, setting priorities, and working with Java backends.</w:t>
+      </w:r>
+    </w:p>
+    <w:p>
+      <w:r>
+        <w:t>I have also incorporated AI tools like Gemini Code Assist into my daily work to streamline test generation and deployment scripts. Working in your team in Apeldoorn sounds like a great fit for my background in test automation and my interest in growing further within agile environments.</w:t>
       </w:r>
     </w:p>
     <w:p>
